--- a/OneDrive/Desktop/database_retake_2/DATABASE_RETAKE 2.docx
+++ b/OneDrive/Desktop/database_retake_2/DATABASE_RETAKE 2.docx
@@ -2,6 +2,37 @@
 <file path=word/document.xml><?xml version="1.0" encoding="utf-8"?>
 <w:document xmlns:wpc="http://schemas.microsoft.com/office/word/2010/wordprocessingCanvas" xmlns:cx="http://schemas.microsoft.com/office/drawing/2014/chartex" xmlns:cx1="http://schemas.microsoft.com/office/drawing/2015/9/8/chartex" xmlns:cx2="http://schemas.microsoft.com/office/drawing/2015/10/21/chartex" xmlns:cx3="http://schemas.microsoft.com/office/drawing/2016/5/9/chartex" xmlns:cx4="http://schemas.microsoft.com/office/drawing/2016/5/10/chartex" xmlns:cx5="http://schemas.microsoft.com/office/drawing/2016/5/11/chartex" xmlns:cx6="http://schemas.microsoft.com/office/drawing/2016/5/12/chartex" xmlns:cx7="http://schemas.microsoft.com/office/drawing/2016/5/13/chartex" xmlns:cx8="http://schemas.microsoft.com/office/drawing/2016/5/14/chartex" xmlns:mc="http://schemas.openxmlformats.org/markup-compatibility/2006" xmlns:aink="http://schemas.microsoft.com/office/drawing/2016/ink" xmlns:am3d="http://schemas.microsoft.com/office/drawing/2017/model3d" xmlns:o="urn:schemas-microsoft-com:office:office" xmlns:oel="http://schemas.microsoft.com/office/2019/extlst" xmlns:r="http://schemas.openxmlformats.org/officeDocument/2006/relationships" xmlns:m="http://schemas.openxmlformats.org/officeDocument/2006/math" xmlns:v="urn:schemas-microsoft-com:vml" xmlns:wp14="http://schemas.microsoft.com/office/word/2010/wordprocessingDrawing" xmlns:wp="http://schemas.openxmlformats.org/drawingml/2006/wordprocessingDrawing" xmlns:w10="urn:schemas-microsoft-com:office:word" xmlns:w="http://schemas.openxmlformats.org/wordprocessingml/2006/main" xmlns:w14="http://schemas.microsoft.com/office/word/2010/wordml" xmlns:w15="http://schemas.microsoft.com/office/word/2012/wordml" xmlns:w16cex="http://schemas.microsoft.com/office/word/2018/wordml/cex" xmlns:w16cid="http://schemas.microsoft.com/office/word/2016/wordml/cid" xmlns:w16="http://schemas.microsoft.com/office/word/2018/wordml" xmlns:w16du="http://schemas.microsoft.com/office/word/2023/wordml/word16du" xmlns:w16sdtdh="http://schemas.microsoft.com/office/word/2020/wordml/sdtdatahash" xmlns:w16sdtfl="http://schemas.microsoft.com/office/word/2024/wordml/sdtformatlock" xmlns:w16se="http://schemas.microsoft.com/office/word/2015/wordml/symex" xmlns:wpg="http://schemas.microsoft.com/office/word/2010/wordprocessingGroup" xmlns:wpi="http://schemas.microsoft.com/office/word/2010/wordprocessingInk" xmlns:wne="http://schemas.microsoft.com/office/word/2006/wordml" xmlns:wps="http://schemas.microsoft.com/office/word/2010/wordprocessingShape" mc:Ignorable="w14 w15 w16se w16cid w16 w16cex w16sdtdh w16sdtfl w16du wp14">
   <w:body>
+    <w:p>
+      <w:r>
+        <w:t xml:space="preserve">Student ID: GH1045858  </w:t>
+      </w:r>
+    </w:p>
+    <w:p>
+      <w:r>
+        <w:t>Date: 02/07/2026</w:t>
+      </w:r>
+    </w:p>
+    <w:p>
+      <w:r>
+        <w:t>Name : Jude Githinji Njue</w:t>
+      </w:r>
+    </w:p>
+    <w:p>
+      <w:pPr>
+        <w:rPr>
+          <w:b/>
+          <w:bCs/>
+        </w:rPr>
+      </w:pPr>
+    </w:p>
+    <w:p>
+      <w:pPr>
+        <w:rPr>
+          <w:b/>
+          <w:bCs/>
+        </w:rPr>
+      </w:pPr>
+    </w:p>
     <w:p>
       <w:pPr>
         <w:rPr>
@@ -129,15 +160,7 @@
         <w:t>cing</w:t>
       </w:r>
       <w:r>
-        <w:t xml:space="preserve"> integrity through foreign keys and constraints. The system implements fundamental (Create, Read, Update, Delete) as well as special queries such as </w:t>
-      </w:r>
-      <w:proofErr w:type="gramStart"/>
-      <w:r>
-        <w:t>joins</w:t>
-      </w:r>
-      <w:proofErr w:type="gramEnd"/>
-      <w:r>
-        <w:t xml:space="preserve">, aggregations, subqueries and stored procedures. The report will provide an overview of the entire development process – including the ER diagram, the </w:t>
+        <w:t xml:space="preserve"> integrity through foreign keys and constraints. The system implements fundamental (Create, Read, Update, Delete) as well as special queries such as joins, aggregations, subqueries and stored procedures. The report will provide an overview of the entire development process – including the ER diagram, the </w:t>
       </w:r>
       <w:r>
         <w:t>execution</w:t>
@@ -155,17 +178,7 @@
         <w:t xml:space="preserve"> I used to</w:t>
       </w:r>
       <w:r>
-        <w:t xml:space="preserve"> </w:t>
-      </w:r>
-      <w:proofErr w:type="spellStart"/>
-      <w:proofErr w:type="gramStart"/>
-      <w:r>
-        <w:t>produced</w:t>
-      </w:r>
-      <w:proofErr w:type="spellEnd"/>
-      <w:proofErr w:type="gramEnd"/>
-      <w:r>
-        <w:t xml:space="preserve"> the results, common challenges faced and recommended improvements.</w:t>
+        <w:t xml:space="preserve"> produced the results, common challenges faced and recommended improvements.</w:t>
       </w:r>
     </w:p>
     <w:p>
@@ -186,24 +199,21 @@
           <w:numId w:val="3"/>
         </w:numPr>
       </w:pPr>
-      <w:proofErr w:type="gramStart"/>
       <w:r>
         <w:t>INSTRUCTOR</w:t>
       </w:r>
       <w:r>
         <w:t xml:space="preserve"> :</w:t>
       </w:r>
-      <w:proofErr w:type="gramEnd"/>
     </w:p>
     <w:p>
       <w:pPr>
         <w:pStyle w:val="ListParagraph"/>
       </w:pPr>
-      <w:proofErr w:type="spellStart"/>
-      <w:r>
+      <w:r>
+        <w:lastRenderedPageBreak/>
         <w:t>instructor_id</w:t>
       </w:r>
-      <w:proofErr w:type="spellEnd"/>
       <w:r>
         <w:tab/>
       </w:r>
@@ -212,24 +222,17 @@
       <w:pPr>
         <w:pStyle w:val="ListParagraph"/>
       </w:pPr>
-      <w:proofErr w:type="spellStart"/>
       <w:r>
         <w:t>first_name</w:t>
       </w:r>
-      <w:proofErr w:type="spellEnd"/>
     </w:p>
     <w:p>
       <w:pPr>
         <w:pStyle w:val="ListParagraph"/>
       </w:pPr>
       <w:r>
-        <w:t xml:space="preserve"> </w:t>
-      </w:r>
-      <w:proofErr w:type="spellStart"/>
-      <w:r>
-        <w:t>last_name</w:t>
-      </w:r>
-      <w:proofErr w:type="spellEnd"/>
+        <w:t xml:space="preserve"> last_name</w:t>
+      </w:r>
     </w:p>
     <w:p>
       <w:pPr>
@@ -243,11 +246,9 @@
       <w:pPr>
         <w:pStyle w:val="ListParagraph"/>
       </w:pPr>
-      <w:proofErr w:type="spellStart"/>
       <w:r>
         <w:t>hire_date</w:t>
       </w:r>
-      <w:proofErr w:type="spellEnd"/>
     </w:p>
     <w:p>
       <w:pPr>
@@ -276,213 +277,214 @@
       <w:pPr>
         <w:ind w:left="270"/>
       </w:pPr>
-      <w:proofErr w:type="spellStart"/>
+      <w:r>
+        <w:t>student_id</w:t>
+      </w:r>
+      <w:r>
+        <w:tab/>
+      </w:r>
+    </w:p>
+    <w:p>
+      <w:pPr>
+        <w:ind w:left="270"/>
+      </w:pPr>
+      <w:r>
+        <w:t>first_name</w:t>
+      </w:r>
+    </w:p>
+    <w:p>
+      <w:pPr>
+        <w:ind w:left="270"/>
+      </w:pPr>
+      <w:r>
+        <w:t xml:space="preserve">last_name </w:t>
+      </w:r>
+    </w:p>
+    <w:p>
+      <w:pPr>
+        <w:ind w:left="270"/>
+      </w:pPr>
+      <w:r>
+        <w:t>email</w:t>
+      </w:r>
+    </w:p>
+    <w:p>
+      <w:pPr>
+        <w:ind w:left="270"/>
+      </w:pPr>
+      <w:r>
+        <w:t>phone</w:t>
+      </w:r>
+    </w:p>
+    <w:p>
+      <w:pPr>
+        <w:ind w:left="270"/>
+      </w:pPr>
+      <w:r>
+        <w:t>enrol_date</w:t>
+      </w:r>
+    </w:p>
+    <w:p/>
+    <w:p>
+      <w:r>
+        <w:t xml:space="preserve">3. </w:t>
+      </w:r>
+      <w:r>
+        <w:t>COURSE</w:t>
+      </w:r>
+      <w:r>
+        <w:t>:</w:t>
+      </w:r>
+      <w:r>
+        <w:tab/>
+      </w:r>
+    </w:p>
+    <w:p>
+      <w:r>
+        <w:t>course_id</w:t>
+      </w:r>
+      <w:r>
+        <w:tab/>
+      </w:r>
+    </w:p>
+    <w:p>
+      <w:r>
+        <w:t>course_name</w:t>
+      </w:r>
+    </w:p>
+    <w:p>
+      <w:r>
+        <w:t xml:space="preserve">course_no </w:t>
+      </w:r>
+    </w:p>
+    <w:p>
+      <w:r>
+        <w:t>instructor_id (FK)</w:t>
+      </w:r>
+    </w:p>
+    <w:p/>
+    <w:p>
+      <w:r>
+        <w:t>4.</w:t>
+      </w:r>
+      <w:r>
+        <w:t>ENROLLMENT</w:t>
+      </w:r>
+      <w:r>
+        <w:t>:</w:t>
+      </w:r>
+      <w:r>
+        <w:tab/>
+      </w:r>
+    </w:p>
+    <w:p>
+      <w:r>
+        <w:t>enrollment_id</w:t>
+      </w:r>
+      <w:r>
+        <w:tab/>
+      </w:r>
+    </w:p>
+    <w:p>
+      <w:r>
+        <w:t>enrollment_date</w:t>
+      </w:r>
+    </w:p>
+    <w:p>
+      <w:r>
+        <w:t>student_id (FK)</w:t>
+      </w:r>
+    </w:p>
+    <w:p>
+      <w:r>
+        <w:t>course_id (FK)</w:t>
+      </w:r>
+    </w:p>
+    <w:p/>
+    <w:p>
+      <w:r>
+        <w:t>Relationships:</w:t>
+      </w:r>
+    </w:p>
+    <w:p>
+      <w:r>
+        <w:t>INSTRUCTOR teaches COURSE</w:t>
+      </w:r>
+      <w:r>
+        <w:t>S</w:t>
+      </w:r>
+      <w:r>
+        <w:t xml:space="preserve"> </w:t>
+      </w:r>
+      <w:r>
+        <w:t>hence</w:t>
+      </w:r>
+      <w:r>
+        <w:t xml:space="preserve"> it becomes</w:t>
+      </w:r>
+      <w:r>
+        <w:t xml:space="preserve"> </w:t>
+      </w:r>
+      <w:r>
+        <w:t>o</w:t>
+      </w:r>
+      <w:r>
+        <w:t>ne</w:t>
+      </w:r>
+      <w:r>
+        <w:t xml:space="preserve"> </w:t>
+      </w:r>
+      <w:r>
+        <w:t>to</w:t>
+      </w:r>
+      <w:r>
+        <w:t xml:space="preserve"> m</w:t>
+      </w:r>
+      <w:r>
+        <w:t>any</w:t>
+      </w:r>
+      <w:r>
+        <w:t>.</w:t>
+      </w:r>
+    </w:p>
+    <w:p>
       <w:r>
         <w:lastRenderedPageBreak/>
-        <w:t>student_id</w:t>
-      </w:r>
-      <w:proofErr w:type="spellEnd"/>
-      <w:r>
-        <w:tab/>
-      </w:r>
-    </w:p>
-    <w:p>
-      <w:pPr>
-        <w:ind w:left="270"/>
-      </w:pPr>
-      <w:proofErr w:type="spellStart"/>
-      <w:r>
-        <w:t>first_name</w:t>
-      </w:r>
-      <w:proofErr w:type="spellEnd"/>
-    </w:p>
-    <w:p>
-      <w:pPr>
-        <w:ind w:left="270"/>
-      </w:pPr>
-      <w:proofErr w:type="spellStart"/>
-      <w:r>
-        <w:t>last_name</w:t>
-      </w:r>
-      <w:proofErr w:type="spellEnd"/>
+        <w:t>One instructor can teach many courses</w:t>
+      </w:r>
+      <w:r>
+        <w:t>.</w:t>
+      </w:r>
+    </w:p>
+    <w:p>
+      <w:r>
+        <w:t xml:space="preserve">Each course is taught by </w:t>
+      </w:r>
+      <w:r>
+        <w:t>only</w:t>
+      </w:r>
+      <w:r>
+        <w:t xml:space="preserve"> one instructor</w:t>
+      </w:r>
+      <w:r>
+        <w:t>.</w:t>
+      </w:r>
+    </w:p>
+    <w:p>
+      <w:r>
+        <w:t>STUDENT enrolls in COURSE (Many-to-Many</w:t>
+      </w:r>
+      <w:r>
+        <w:t>) also (fixed</w:t>
+      </w:r>
       <w:r>
         <w:t xml:space="preserve"> </w:t>
       </w:r>
-    </w:p>
-    <w:p>
-      <w:pPr>
-        <w:ind w:left="270"/>
-      </w:pPr>
-      <w:r>
-        <w:t>email</w:t>
-      </w:r>
-    </w:p>
-    <w:p>
-      <w:pPr>
-        <w:ind w:left="270"/>
-      </w:pPr>
-      <w:r>
-        <w:t>phone</w:t>
-      </w:r>
-    </w:p>
-    <w:p>
-      <w:pPr>
-        <w:ind w:left="270"/>
-      </w:pPr>
-      <w:proofErr w:type="spellStart"/>
-      <w:r>
-        <w:t>enrol_date</w:t>
-      </w:r>
-      <w:proofErr w:type="spellEnd"/>
-    </w:p>
-    <w:p/>
-    <w:p>
-      <w:r>
-        <w:t xml:space="preserve">3. </w:t>
-      </w:r>
-      <w:r>
-        <w:t>COURSE</w:t>
-      </w:r>
-      <w:r>
-        <w:t>:</w:t>
-      </w:r>
-      <w:r>
-        <w:tab/>
-      </w:r>
-    </w:p>
-    <w:p>
-      <w:proofErr w:type="spellStart"/>
-      <w:r>
-        <w:t>course_id</w:t>
-      </w:r>
-      <w:proofErr w:type="spellEnd"/>
-      <w:r>
-        <w:tab/>
-      </w:r>
-    </w:p>
-    <w:p>
-      <w:proofErr w:type="spellStart"/>
-      <w:r>
-        <w:t>course_name</w:t>
-      </w:r>
-      <w:proofErr w:type="spellEnd"/>
-    </w:p>
-    <w:p>
-      <w:proofErr w:type="spellStart"/>
-      <w:r>
-        <w:t>course_no</w:t>
-      </w:r>
-      <w:proofErr w:type="spellEnd"/>
-      <w:r>
-        <w:t xml:space="preserve"> </w:t>
-      </w:r>
-    </w:p>
-    <w:p>
-      <w:proofErr w:type="spellStart"/>
-      <w:r>
-        <w:t>instructor_id</w:t>
-      </w:r>
-      <w:proofErr w:type="spellEnd"/>
-      <w:r>
-        <w:t xml:space="preserve"> (FK)</w:t>
-      </w:r>
-    </w:p>
-    <w:p/>
-    <w:p>
-      <w:r>
-        <w:t>4.</w:t>
-      </w:r>
-      <w:r>
-        <w:t>ENROLLMENT</w:t>
-      </w:r>
-      <w:r>
-        <w:t>:</w:t>
-      </w:r>
-      <w:r>
-        <w:tab/>
-      </w:r>
-    </w:p>
-    <w:p>
-      <w:proofErr w:type="spellStart"/>
-      <w:r>
-        <w:t>enrollment_id</w:t>
-      </w:r>
-      <w:proofErr w:type="spellEnd"/>
-      <w:r>
-        <w:tab/>
-      </w:r>
-    </w:p>
-    <w:p>
-      <w:proofErr w:type="spellStart"/>
-      <w:r>
-        <w:t>enrollment_date</w:t>
-      </w:r>
-      <w:proofErr w:type="spellEnd"/>
-    </w:p>
-    <w:p>
-      <w:proofErr w:type="spellStart"/>
-      <w:r>
-        <w:t>student_id</w:t>
-      </w:r>
-      <w:proofErr w:type="spellEnd"/>
-      <w:r>
-        <w:t xml:space="preserve"> (FK)</w:t>
-      </w:r>
-    </w:p>
-    <w:p>
-      <w:proofErr w:type="spellStart"/>
-      <w:r>
-        <w:t>course_id</w:t>
-      </w:r>
-      <w:proofErr w:type="spellEnd"/>
-      <w:r>
-        <w:t xml:space="preserve"> (FK)</w:t>
-      </w:r>
-    </w:p>
-    <w:p/>
-    <w:p>
-      <w:r>
-        <w:t>Relationships:</w:t>
-      </w:r>
-    </w:p>
-    <w:p>
-      <w:r>
-        <w:t>INSTRUCTOR teaches COURSE</w:t>
-      </w:r>
-      <w:r>
-        <w:t>S</w:t>
-      </w:r>
-      <w:r>
-        <w:t xml:space="preserve"> </w:t>
-      </w:r>
-      <w:r>
-        <w:t>hence</w:t>
-      </w:r>
-      <w:r>
-        <w:t xml:space="preserve"> it becomes</w:t>
-      </w:r>
-      <w:r>
-        <w:t xml:space="preserve"> </w:t>
-      </w:r>
-      <w:r>
-        <w:t>o</w:t>
-      </w:r>
-      <w:r>
-        <w:t>ne</w:t>
-      </w:r>
-      <w:r>
-        <w:t xml:space="preserve"> </w:t>
-      </w:r>
-      <w:proofErr w:type="gramStart"/>
-      <w:r>
-        <w:t>to</w:t>
-      </w:r>
-      <w:proofErr w:type="gramEnd"/>
-      <w:r>
-        <w:t xml:space="preserve"> m</w:t>
-      </w:r>
-      <w:r>
-        <w:t>any</w:t>
+      <w:r>
+        <w:t>through</w:t>
+      </w:r>
+      <w:r>
+        <w:t xml:space="preserve"> ENROLLMENT)</w:t>
       </w:r>
       <w:r>
         <w:t>.</w:t>
@@ -490,7 +492,7 @@
     </w:p>
     <w:p>
       <w:r>
-        <w:t>One instructor can teach many courses</w:t>
+        <w:t>One student can enroll in many courses</w:t>
       </w:r>
       <w:r>
         <w:t>.</w:t>
@@ -498,13 +500,7 @@
     </w:p>
     <w:p>
       <w:r>
-        <w:t xml:space="preserve">Each course is taught by </w:t>
-      </w:r>
-      <w:r>
-        <w:t>only</w:t>
-      </w:r>
-      <w:r>
-        <w:t xml:space="preserve"> one instructor</w:t>
+        <w:t>One course can have many enrolled students</w:t>
       </w:r>
       <w:r>
         <w:t>.</w:t>
@@ -512,43 +508,6 @@
     </w:p>
     <w:p>
       <w:r>
-        <w:t>STUDENT enrolls in COURSE (Many-to-Many</w:t>
-      </w:r>
-      <w:r>
-        <w:t>) also (fixed</w:t>
-      </w:r>
-      <w:r>
-        <w:t xml:space="preserve"> </w:t>
-      </w:r>
-      <w:r>
-        <w:t>through</w:t>
-      </w:r>
-      <w:r>
-        <w:t xml:space="preserve"> ENROLLMENT)</w:t>
-      </w:r>
-      <w:r>
-        <w:t>.</w:t>
-      </w:r>
-    </w:p>
-    <w:p>
-      <w:r>
-        <w:t>One student can enroll in many courses</w:t>
-      </w:r>
-      <w:r>
-        <w:t>.</w:t>
-      </w:r>
-    </w:p>
-    <w:p>
-      <w:r>
-        <w:t>One course can have many enrolled students</w:t>
-      </w:r>
-      <w:r>
-        <w:t>.</w:t>
-      </w:r>
-    </w:p>
-    <w:p>
-      <w:r>
-        <w:lastRenderedPageBreak/>
         <w:t>The enrollment table is table that stores extra data like enrollment date.</w:t>
       </w:r>
     </w:p>
@@ -658,6 +617,7 @@
     </w:p>
     <w:p>
       <w:r>
+        <w:lastRenderedPageBreak/>
         <w:t>1NF (First Normal Form)</w:t>
       </w:r>
       <w:r>
@@ -687,60 +647,19 @@
         <w:t xml:space="preserve"> </w:t>
       </w:r>
       <w:r>
-        <w:t xml:space="preserve">All non-key attributes depend on the entire primary key. In the ENROLLMENT table, </w:t>
-      </w:r>
-      <w:proofErr w:type="spellStart"/>
-      <w:r>
-        <w:t>enrolment_id</w:t>
-      </w:r>
-      <w:proofErr w:type="spellEnd"/>
-      <w:r>
-        <w:t xml:space="preserve"> is used as a surrogate primary key, with </w:t>
-      </w:r>
-      <w:proofErr w:type="spellStart"/>
-      <w:r>
-        <w:t>student_id</w:t>
-      </w:r>
-      <w:proofErr w:type="spellEnd"/>
-      <w:r>
-        <w:t xml:space="preserve"> and </w:t>
-      </w:r>
-      <w:proofErr w:type="spellStart"/>
-      <w:r>
-        <w:t>course_id</w:t>
-      </w:r>
-      <w:proofErr w:type="spellEnd"/>
-      <w:r>
-        <w:t xml:space="preserve"> as foreign keys, avoiding partial dependencies.  </w:t>
+        <w:t xml:space="preserve">All non-key attributes depend on the entire primary key. In the ENROLLMENT table, enrolment_id is used as a surrogate primary key, with student_id and course_id as foreign keys, avoiding partial dependencies.  </w:t>
       </w:r>
     </w:p>
     <w:p/>
     <w:p>
       <w:r>
-        <w:lastRenderedPageBreak/>
         <w:t>3NF (Third Normal Form)</w:t>
       </w:r>
       <w:r>
         <w:t xml:space="preserve"> - </w:t>
       </w:r>
       <w:r>
-        <w:t xml:space="preserve">No transitive dependencies exist. Instructor department information is stored only </w:t>
-      </w:r>
-      <w:proofErr w:type="gramStart"/>
-      <w:r>
-        <w:t>in</w:t>
-      </w:r>
-      <w:proofErr w:type="gramEnd"/>
-      <w:r>
-        <w:t xml:space="preserve"> the INSTRUCTOR table, not repeated </w:t>
-      </w:r>
-      <w:proofErr w:type="gramStart"/>
-      <w:r>
-        <w:t>in</w:t>
-      </w:r>
-      <w:proofErr w:type="gramEnd"/>
-      <w:r>
-        <w:t xml:space="preserve"> the COURSE table.  </w:t>
+        <w:t xml:space="preserve">No transitive dependencies exist. Instructor department information is stored only in the INSTRUCTOR table, not repeated in the COURSE table.  </w:t>
       </w:r>
     </w:p>
     <w:p/>
@@ -795,25 +714,8 @@
       <w:r>
         <w:t xml:space="preserve"> </w:t>
       </w:r>
-      <w:proofErr w:type="spellStart"/>
-      <w:r>
-        <w:t>first_name</w:t>
-      </w:r>
-      <w:proofErr w:type="spellEnd"/>
-      <w:r>
-        <w:t xml:space="preserve">, </w:t>
-      </w:r>
-      <w:proofErr w:type="spellStart"/>
-      <w:r>
-        <w:t>last_name</w:t>
-      </w:r>
-      <w:proofErr w:type="spellEnd"/>
-      <w:r>
-        <w:t xml:space="preserve">, email, </w:t>
-      </w:r>
-      <w:proofErr w:type="spellStart"/>
-      <w:r>
-        <w:t>enrol</w:t>
+      <w:r>
+        <w:t>first_name, last_name, email, enrol</w:t>
       </w:r>
       <w:r>
         <w:t>lment</w:t>
@@ -821,7 +723,6 @@
       <w:r>
         <w:t>_date</w:t>
       </w:r>
-      <w:proofErr w:type="spellEnd"/>
       <w:r>
         <w:t>. This prevents incomplete data recording.</w:t>
       </w:r>
@@ -846,15 +747,7 @@
         <w:t xml:space="preserve"> </w:t>
       </w:r>
       <w:r>
-        <w:t xml:space="preserve">email </w:t>
-      </w:r>
-      <w:proofErr w:type="gramStart"/>
-      <w:r>
-        <w:t>in</w:t>
-      </w:r>
-      <w:proofErr w:type="gramEnd"/>
-      <w:r>
-        <w:t xml:space="preserve"> STUDENT table</w:t>
+        <w:t>email in STUDENT table</w:t>
       </w:r>
       <w:r>
         <w:t>.</w:t>
@@ -984,15 +877,7 @@
         <w:t>5 staff</w:t>
       </w:r>
       <w:r>
-        <w:t xml:space="preserve"> members </w:t>
-      </w:r>
-      <w:proofErr w:type="gramStart"/>
-      <w:r>
-        <w:t>at</w:t>
-      </w:r>
-      <w:proofErr w:type="gramEnd"/>
-      <w:r>
-        <w:t xml:space="preserve"> Computer Science, Business Administration, Engineering, and Mathematics departments. A total of ten students with a variety of enrollment patterns were included and eight courses across four departments were created. Twenty enrollment records link students to courses with specific enrollment dates.</w:t>
+        <w:t xml:space="preserve"> members at Computer Science, Business Administration, Engineering, and Mathematics departments. A total of ten students with a variety of enrollment patterns were included and eight courses across four departments were created. Twenty enrollment records link students to courses with specific enrollment dates.</w:t>
       </w:r>
     </w:p>
     <w:p/>
@@ -1003,34 +888,11 @@
     <w:p/>
     <w:p>
       <w:r>
-        <w:lastRenderedPageBreak/>
-        <w:t xml:space="preserve">Below is the image of all tables </w:t>
-      </w:r>
-      <w:proofErr w:type="gramStart"/>
-      <w:r>
-        <w:t>created(</w:t>
-      </w:r>
-      <w:proofErr w:type="spellStart"/>
-      <w:r>
-        <w:t>instructor,student</w:t>
-      </w:r>
-      <w:proofErr w:type="gramEnd"/>
-      <w:r>
-        <w:t>,</w:t>
-      </w:r>
-      <w:proofErr w:type="gramStart"/>
-      <w:r>
-        <w:t>course,enrollment</w:t>
-      </w:r>
-      <w:proofErr w:type="spellEnd"/>
-      <w:proofErr w:type="gramEnd"/>
-      <w:r>
-        <w:t>)</w:t>
+        <w:t>Below is the image of all tables created(instructor,student,course,enrollment)</w:t>
       </w:r>
       <w:r>
         <w:t xml:space="preserve"> which are successfully created in the </w:t>
       </w:r>
-      <w:proofErr w:type="spellStart"/>
       <w:r>
         <w:t>u</w:t>
       </w:r>
@@ -1047,11 +909,7 @@
         <w:t>_s</w:t>
       </w:r>
       <w:r>
-        <w:t>ystem</w:t>
-      </w:r>
-      <w:proofErr w:type="spellEnd"/>
-      <w:r>
-        <w:t xml:space="preserve"> database. </w:t>
+        <w:t xml:space="preserve">ystem database. </w:t>
       </w:r>
     </w:p>
     <w:p>
@@ -1156,15 +1014,7 @@
         <w:t>Data from the 10 students were entered</w:t>
       </w:r>
       <w:r>
-        <w:t xml:space="preserve">, where these are </w:t>
-      </w:r>
-      <w:proofErr w:type="spellStart"/>
-      <w:r>
-        <w:t>student_id</w:t>
-      </w:r>
-      <w:proofErr w:type="spellEnd"/>
-      <w:r>
-        <w:t xml:space="preserve">, </w:t>
+        <w:t xml:space="preserve">, where these are student_id, </w:t>
       </w:r>
       <w:r>
         <w:t xml:space="preserve">their </w:t>
@@ -2272,28 +2122,12 @@
     <w:p/>
     <w:p>
       <w:r>
-        <w:t xml:space="preserve">Challenge 1: Errors that rely on </w:t>
-      </w:r>
-      <w:proofErr w:type="gramStart"/>
-      <w:r>
-        <w:t>foreign key</w:t>
-      </w:r>
-      <w:proofErr w:type="gramEnd"/>
-      <w:r>
-        <w:t xml:space="preserve"> constraints  </w:t>
-      </w:r>
-    </w:p>
-    <w:p>
-      <w:r>
-        <w:t xml:space="preserve">Problem: The system would return an error when trying to insert enrollment records, because neither referenced Students nor Courses </w:t>
-      </w:r>
-      <w:proofErr w:type="gramStart"/>
-      <w:r>
-        <w:t>exists</w:t>
-      </w:r>
-      <w:proofErr w:type="gramEnd"/>
-      <w:r>
-        <w:t xml:space="preserve"> within their respective tables.  </w:t>
+        <w:t xml:space="preserve">Challenge 1: Errors that rely on foreign key constraints  </w:t>
+      </w:r>
+    </w:p>
+    <w:p>
+      <w:r>
+        <w:t xml:space="preserve">Problem: The system would return an error when trying to insert enrollment records, because neither referenced Students nor Courses exists within their respective tables.  </w:t>
       </w:r>
     </w:p>
     <w:p>
@@ -2315,15 +2149,7 @@
     <w:p>
       <w:r>
         <w:lastRenderedPageBreak/>
-        <w:t xml:space="preserve">Solution: I fixed this by renaming the corrupted data folder to </w:t>
-      </w:r>
-      <w:proofErr w:type="spellStart"/>
-      <w:r>
-        <w:t>data_old</w:t>
-      </w:r>
-      <w:proofErr w:type="spellEnd"/>
-      <w:r>
-        <w:t xml:space="preserve">, copying backup into a new data folder, and restoring my specific database folder. Running XAMPP as administrator stopped the same permission issues at every iteration.  </w:t>
+        <w:t xml:space="preserve">Solution: I fixed this by renaming the corrupted data folder to data_old, copying backup into a new data folder, and restoring my specific database folder. Running XAMPP as administrator stopped the same permission issues at every iteration.  </w:t>
       </w:r>
     </w:p>
     <w:p/>
@@ -2426,15 +2252,7 @@
     </w:p>
     <w:p>
       <w:r>
-        <w:t xml:space="preserve">2.Building a </w:t>
-      </w:r>
-      <w:proofErr w:type="gramStart"/>
-      <w:r>
-        <w:t>web  interface</w:t>
-      </w:r>
-      <w:proofErr w:type="gramEnd"/>
-      <w:r>
-        <w:t xml:space="preserve"> for easier data entry.</w:t>
+        <w:t>2.Building a web  interface for easier data entry.</w:t>
       </w:r>
     </w:p>
     <w:p/>
@@ -2460,21 +2278,8 @@
     </w:p>
     <w:p/>
     <w:p>
-      <w:proofErr w:type="spellStart"/>
-      <w:r>
-        <w:t>Gisma</w:t>
-      </w:r>
-      <w:proofErr w:type="spellEnd"/>
-      <w:r>
-        <w:t xml:space="preserve"> University of Applied Sciences. B103 Databases &amp; Big Data Assessment Brief. Potsdam: </w:t>
-      </w:r>
-      <w:proofErr w:type="spellStart"/>
-      <w:r>
-        <w:t>Gisma</w:t>
-      </w:r>
-      <w:proofErr w:type="spellEnd"/>
-      <w:r>
-        <w:t xml:space="preserve"> University of Applied Sciences. MySQL. MySQL 8.0 Reference Manual. Retrieved from</w:t>
+      <w:r>
+        <w:t>Gisma University of Applied Sciences. B103 Databases &amp; Big Data Assessment Brief. Potsdam: Gisma University of Applied Sciences. MySQL. MySQL 8.0 Reference Manual. Retrieved from</w:t>
       </w:r>
       <w:r>
         <w:t xml:space="preserve"> </w:t>
@@ -2509,18 +2314,10 @@
     </w:p>
     <w:p>
       <w:r>
-        <w:t>Signature</w:t>
-      </w:r>
-      <w:proofErr w:type="gramStart"/>
-      <w:r>
-        <w:t xml:space="preserve">:  </w:t>
-      </w:r>
-      <w:r>
-        <w:t>Jude</w:t>
-      </w:r>
-      <w:proofErr w:type="gramEnd"/>
-      <w:r>
-        <w:t xml:space="preserve"> Githinji Njue</w:t>
+        <w:t xml:space="preserve">Signature:  </w:t>
+      </w:r>
+      <w:r>
+        <w:t>Jude Githinji Njue</w:t>
       </w:r>
     </w:p>
     <w:p>
